--- a/信息可视化/Output/教案/教案_第4周_概念驱动创作：用前三周的设计语言指挥 D3.js.docx
+++ b/信息可视化/Output/教案/教案_第4周_概念驱动创作：用前三周的设计语言指挥 D3.js.docx
@@ -1268,7 +1268,7 @@
                 <w:kern w:val="0"/>
                 <w:sz w:val="24"/>
               </w:rPr>
-              <w:t xml:space="preserve">【教学组织】【概念串联回顾——三周知识的汇流】</w:t>
+              <w:t xml:space="preserve">教学组织概念串联回顾——三周知识的汇流</w:t>
             </w:r>
           </w:p>
           <w:p>
@@ -1348,47 +1348,47 @@
                 <w:kern w:val="0"/>
                 <w:sz w:val="24"/>
               </w:rPr>
-              <w:t xml:space="preserve">【教学方法】概念回顾串联、AI 创作实操、作品审美研讨、沙箱协作调试</w:t>
-            </w:r>
-          </w:p>
-          <w:p>
-            <w:pPr>
-              <w:widowControl/>
-              <w:spacing w:line="400" w:lineRule="exact"/>
-              <w:jc w:val="left"/>
-              <w:rPr>
-                <w:rFonts w:ascii="FangSong_GB2312" w:eastAsia="FangSong_GB2312" w:hAnsi="FangSong_GB2312" w:cs="FangSong_GB2312"/>
-                <w:kern w:val="0"/>
-                <w:sz w:val="24"/>
-              </w:rPr>
-            </w:pPr>
-            <w:r>
-              <w:rPr>
-                <w:rFonts w:ascii="FangSong_GB2312" w:eastAsia="FangSong_GB2312" w:hAnsi="FangSong_GB2312" w:cs="FangSong_GB2312" w:hint="eastAsia"/>
-                <w:kern w:val="0"/>
-                <w:sz w:val="24"/>
-              </w:rPr>
-              <w:t xml:space="preserve">【时间安排】约15分钟（0.3理论学时）</w:t>
-            </w:r>
-          </w:p>
-          <w:p>
-            <w:pPr>
-              <w:widowControl/>
-              <w:spacing w:line="400" w:lineRule="exact"/>
-              <w:jc w:val="left"/>
-              <w:rPr>
-                <w:rFonts w:ascii="FangSong_GB2312" w:eastAsia="FangSong_GB2312" w:hAnsi="FangSong_GB2312" w:cs="FangSong_GB2312"/>
-                <w:kern w:val="0"/>
-                <w:sz w:val="24"/>
-              </w:rPr>
-            </w:pPr>
-            <w:r>
-              <w:rPr>
-                <w:rFonts w:ascii="FangSong_GB2312" w:eastAsia="FangSong_GB2312" w:hAnsi="FangSong_GB2312" w:cs="FangSong_GB2312" w:hint="eastAsia"/>
-                <w:kern w:val="0"/>
-                <w:sz w:val="24"/>
-              </w:rPr>
-              <w:t xml:space="preserve">【课堂思考】</w:t>
+              <w:t xml:space="preserve">教学方法概念回顾串联、AI 创作实操、作品审美研讨、沙箱协作调试</w:t>
+            </w:r>
+          </w:p>
+          <w:p>
+            <w:pPr>
+              <w:widowControl/>
+              <w:spacing w:line="400" w:lineRule="exact"/>
+              <w:jc w:val="left"/>
+              <w:rPr>
+                <w:rFonts w:ascii="FangSong_GB2312" w:eastAsia="FangSong_GB2312" w:hAnsi="FangSong_GB2312" w:cs="FangSong_GB2312"/>
+                <w:kern w:val="0"/>
+                <w:sz w:val="24"/>
+              </w:rPr>
+            </w:pPr>
+            <w:r>
+              <w:rPr>
+                <w:rFonts w:ascii="FangSong_GB2312" w:eastAsia="FangSong_GB2312" w:hAnsi="FangSong_GB2312" w:cs="FangSong_GB2312" w:hint="eastAsia"/>
+                <w:kern w:val="0"/>
+                <w:sz w:val="24"/>
+              </w:rPr>
+              <w:t xml:space="preserve">时间安排约15分钟（0.3理论学时）</w:t>
+            </w:r>
+          </w:p>
+          <w:p>
+            <w:pPr>
+              <w:widowControl/>
+              <w:spacing w:line="400" w:lineRule="exact"/>
+              <w:jc w:val="left"/>
+              <w:rPr>
+                <w:rFonts w:ascii="FangSong_GB2312" w:eastAsia="FangSong_GB2312" w:hAnsi="FangSong_GB2312" w:cs="FangSong_GB2312"/>
+                <w:kern w:val="0"/>
+                <w:sz w:val="24"/>
+              </w:rPr>
+            </w:pPr>
+            <w:r>
+              <w:rPr>
+                <w:rFonts w:ascii="FangSong_GB2312" w:eastAsia="FangSong_GB2312" w:hAnsi="FangSong_GB2312" w:cs="FangSong_GB2312" w:hint="eastAsia"/>
+                <w:kern w:val="0"/>
+                <w:sz w:val="24"/>
+              </w:rPr>
+              <w:t xml:space="preserve">课堂思考</w:t>
             </w:r>
           </w:p>
         </w:tc>
@@ -1485,7 +1485,7 @@
                 <w:kern w:val="0"/>
                 <w:sz w:val="24"/>
               </w:rPr>
-              <w:t xml:space="preserve">【教学组织】【课程情境导入】</w:t>
+              <w:t xml:space="preserve">教学组织课程情境导入</w:t>
             </w:r>
           </w:p>
           <w:p>
@@ -1565,47 +1565,47 @@
                 <w:kern w:val="0"/>
                 <w:sz w:val="24"/>
               </w:rPr>
-              <w:t xml:space="preserve">【教学方法】概念回顾串联、AI 创作实操、作品审美研讨、沙箱协作调试</w:t>
-            </w:r>
-          </w:p>
-          <w:p>
-            <w:pPr>
-              <w:widowControl/>
-              <w:spacing w:line="400" w:lineRule="exact"/>
-              <w:jc w:val="left"/>
-              <w:rPr>
-                <w:rFonts w:ascii="FangSong_GB2312" w:eastAsia="FangSong_GB2312" w:hAnsi="FangSong_GB2312" w:cs="FangSong_GB2312"/>
-                <w:kern w:val="0"/>
-                <w:sz w:val="24"/>
-              </w:rPr>
-            </w:pPr>
-            <w:r>
-              <w:rPr>
-                <w:rFonts w:ascii="FangSong_GB2312" w:eastAsia="FangSong_GB2312" w:hAnsi="FangSong_GB2312" w:cs="FangSong_GB2312" w:hint="eastAsia"/>
-                <w:kern w:val="0"/>
-                <w:sz w:val="24"/>
-              </w:rPr>
-              <w:t xml:space="preserve">【时间安排】约15分钟（0.3理论学时）</w:t>
-            </w:r>
-          </w:p>
-          <w:p>
-            <w:pPr>
-              <w:widowControl/>
-              <w:spacing w:line="400" w:lineRule="exact"/>
-              <w:jc w:val="left"/>
-              <w:rPr>
-                <w:rFonts w:ascii="FangSong_GB2312" w:eastAsia="FangSong_GB2312" w:hAnsi="FangSong_GB2312" w:cs="FangSong_GB2312"/>
-                <w:kern w:val="0"/>
-                <w:sz w:val="24"/>
-              </w:rPr>
-            </w:pPr>
-            <w:r>
-              <w:rPr>
-                <w:rFonts w:ascii="FangSong_GB2312" w:eastAsia="FangSong_GB2312" w:hAnsi="FangSong_GB2312" w:cs="FangSong_GB2312" w:hint="eastAsia"/>
-                <w:kern w:val="0"/>
-                <w:sz w:val="24"/>
-              </w:rPr>
-              <w:t xml:space="preserve">【课堂思考】</w:t>
+              <w:t xml:space="preserve">教学方法概念回顾串联、AI 创作实操、作品审美研讨、沙箱协作调试</w:t>
+            </w:r>
+          </w:p>
+          <w:p>
+            <w:pPr>
+              <w:widowControl/>
+              <w:spacing w:line="400" w:lineRule="exact"/>
+              <w:jc w:val="left"/>
+              <w:rPr>
+                <w:rFonts w:ascii="FangSong_GB2312" w:eastAsia="FangSong_GB2312" w:hAnsi="FangSong_GB2312" w:cs="FangSong_GB2312"/>
+                <w:kern w:val="0"/>
+                <w:sz w:val="24"/>
+              </w:rPr>
+            </w:pPr>
+            <w:r>
+              <w:rPr>
+                <w:rFonts w:ascii="FangSong_GB2312" w:eastAsia="FangSong_GB2312" w:hAnsi="FangSong_GB2312" w:cs="FangSong_GB2312" w:hint="eastAsia"/>
+                <w:kern w:val="0"/>
+                <w:sz w:val="24"/>
+              </w:rPr>
+              <w:t xml:space="preserve">时间安排约15分钟（0.3理论学时）</w:t>
+            </w:r>
+          </w:p>
+          <w:p>
+            <w:pPr>
+              <w:widowControl/>
+              <w:spacing w:line="400" w:lineRule="exact"/>
+              <w:jc w:val="left"/>
+              <w:rPr>
+                <w:rFonts w:ascii="FangSong_GB2312" w:eastAsia="FangSong_GB2312" w:hAnsi="FangSong_GB2312" w:cs="FangSong_GB2312"/>
+                <w:kern w:val="0"/>
+                <w:sz w:val="24"/>
+              </w:rPr>
+            </w:pPr>
+            <w:r>
+              <w:rPr>
+                <w:rFonts w:ascii="FangSong_GB2312" w:eastAsia="FangSong_GB2312" w:hAnsi="FangSong_GB2312" w:cs="FangSong_GB2312" w:hint="eastAsia"/>
+                <w:kern w:val="0"/>
+                <w:sz w:val="24"/>
+              </w:rPr>
+              <w:t xml:space="preserve">课堂思考</w:t>
             </w:r>
           </w:p>
         </w:tc>
@@ -1709,7 +1709,7 @@
                 <w:kern w:val="0"/>
                 <w:sz w:val="24"/>
               </w:rPr>
-              <w:t xml:space="preserve">【教学组织】【核心理论与技能解析】</w:t>
+              <w:t xml:space="preserve">教学组织核心理论与技能解析</w:t>
             </w:r>
           </w:p>
           <w:p>
@@ -1829,67 +1829,67 @@
                 <w:kern w:val="0"/>
                 <w:sz w:val="24"/>
               </w:rPr>
-              <w:t xml:space="preserve">【教学方法】概念回顾串联、AI 创作实操、作品审美研讨、沙箱协作调试</w:t>
-            </w:r>
-          </w:p>
-          <w:p>
-            <w:pPr>
-              <w:widowControl/>
-              <w:spacing w:line="400" w:lineRule="exact"/>
-              <w:jc w:val="left"/>
-              <w:rPr>
-                <w:rFonts w:ascii="FangSong_GB2312" w:eastAsia="FangSong_GB2312" w:hAnsi="FangSong_GB2312" w:cs="FangSong_GB2312"/>
-                <w:kern w:val="0"/>
-                <w:sz w:val="24"/>
-              </w:rPr>
-            </w:pPr>
-            <w:r>
-              <w:rPr>
-                <w:rFonts w:ascii="FangSong_GB2312" w:eastAsia="FangSong_GB2312" w:hAnsi="FangSong_GB2312" w:cs="FangSong_GB2312" w:hint="eastAsia"/>
-                <w:kern w:val="0"/>
-                <w:sz w:val="24"/>
-              </w:rPr>
-              <w:t xml:space="preserve">【时间安排】约60分钟（1.4理论学时）</w:t>
-            </w:r>
-          </w:p>
-          <w:p>
-            <w:pPr>
-              <w:widowControl/>
-              <w:spacing w:line="400" w:lineRule="exact"/>
-              <w:jc w:val="left"/>
-              <w:rPr>
-                <w:rFonts w:ascii="FangSong_GB2312" w:eastAsia="FangSong_GB2312" w:hAnsi="FangSong_GB2312" w:cs="FangSong_GB2312"/>
-                <w:kern w:val="0"/>
-                <w:sz w:val="24"/>
-              </w:rPr>
-            </w:pPr>
-            <w:r>
-              <w:rPr>
-                <w:rFonts w:ascii="FangSong_GB2312" w:eastAsia="FangSong_GB2312" w:hAnsi="FangSong_GB2312" w:cs="FangSong_GB2312" w:hint="eastAsia"/>
-                <w:kern w:val="0"/>
-                <w:sz w:val="24"/>
-              </w:rPr>
-              <w:t xml:space="preserve">【课堂思考】</w:t>
-            </w:r>
-          </w:p>
-          <w:p>
-            <w:pPr>
-              <w:widowControl/>
-              <w:spacing w:line="400" w:lineRule="exact"/>
-              <w:jc w:val="left"/>
-              <w:rPr>
-                <w:rFonts w:ascii="FangSong_GB2312" w:eastAsia="FangSong_GB2312" w:hAnsi="FangSong_GB2312" w:cs="FangSong_GB2312"/>
-                <w:kern w:val="0"/>
-                <w:sz w:val="24"/>
-              </w:rPr>
-            </w:pPr>
-            <w:r>
-              <w:rPr>
-                <w:rFonts w:ascii="FangSong_GB2312" w:eastAsia="FangSong_GB2312" w:hAnsi="FangSong_GB2312" w:cs="FangSong_GB2312" w:hint="eastAsia"/>
-                <w:kern w:val="0"/>
-                <w:sz w:val="24"/>
-              </w:rPr>
-              <w:t xml:space="preserve">【课程思政融入点】以中国数据新闻实践（澎湃新闻美数课、财新数据可视化）为例，展示本土数据叙事创新</w:t>
+              <w:t xml:space="preserve">教学方法概念回顾串联、AI 创作实操、作品审美研讨、沙箱协作调试</w:t>
+            </w:r>
+          </w:p>
+          <w:p>
+            <w:pPr>
+              <w:widowControl/>
+              <w:spacing w:line="400" w:lineRule="exact"/>
+              <w:jc w:val="left"/>
+              <w:rPr>
+                <w:rFonts w:ascii="FangSong_GB2312" w:eastAsia="FangSong_GB2312" w:hAnsi="FangSong_GB2312" w:cs="FangSong_GB2312"/>
+                <w:kern w:val="0"/>
+                <w:sz w:val="24"/>
+              </w:rPr>
+            </w:pPr>
+            <w:r>
+              <w:rPr>
+                <w:rFonts w:ascii="FangSong_GB2312" w:eastAsia="FangSong_GB2312" w:hAnsi="FangSong_GB2312" w:cs="FangSong_GB2312" w:hint="eastAsia"/>
+                <w:kern w:val="0"/>
+                <w:sz w:val="24"/>
+              </w:rPr>
+              <w:t xml:space="preserve">时间安排约60分钟（1.4理论学时）</w:t>
+            </w:r>
+          </w:p>
+          <w:p>
+            <w:pPr>
+              <w:widowControl/>
+              <w:spacing w:line="400" w:lineRule="exact"/>
+              <w:jc w:val="left"/>
+              <w:rPr>
+                <w:rFonts w:ascii="FangSong_GB2312" w:eastAsia="FangSong_GB2312" w:hAnsi="FangSong_GB2312" w:cs="FangSong_GB2312"/>
+                <w:kern w:val="0"/>
+                <w:sz w:val="24"/>
+              </w:rPr>
+            </w:pPr>
+            <w:r>
+              <w:rPr>
+                <w:rFonts w:ascii="FangSong_GB2312" w:eastAsia="FangSong_GB2312" w:hAnsi="FangSong_GB2312" w:cs="FangSong_GB2312" w:hint="eastAsia"/>
+                <w:kern w:val="0"/>
+                <w:sz w:val="24"/>
+              </w:rPr>
+              <w:t xml:space="preserve">课堂思考</w:t>
+            </w:r>
+          </w:p>
+          <w:p>
+            <w:pPr>
+              <w:widowControl/>
+              <w:spacing w:line="400" w:lineRule="exact"/>
+              <w:jc w:val="left"/>
+              <w:rPr>
+                <w:rFonts w:ascii="FangSong_GB2312" w:eastAsia="FangSong_GB2312" w:hAnsi="FangSong_GB2312" w:cs="FangSong_GB2312"/>
+                <w:kern w:val="0"/>
+                <w:sz w:val="24"/>
+              </w:rPr>
+            </w:pPr>
+            <w:r>
+              <w:rPr>
+                <w:rFonts w:ascii="FangSong_GB2312" w:eastAsia="FangSong_GB2312" w:hAnsi="FangSong_GB2312" w:cs="FangSong_GB2312" w:hint="eastAsia"/>
+                <w:kern w:val="0"/>
+                <w:sz w:val="24"/>
+              </w:rPr>
+              <w:t xml:space="preserve">课程思政融入点以中国数据新闻实践（澎湃新闻美数课、财新数据可视化）为例，展示本土数据叙事创新</w:t>
             </w:r>
           </w:p>
         </w:tc>
@@ -2002,7 +2002,7 @@
                 <w:kern w:val="0"/>
                 <w:sz w:val="24"/>
               </w:rPr>
-              <w:t xml:space="preserve">【教学组织】【课堂实践与操作训练——D3 概念驱动三阶创作】</w:t>
+              <w:t xml:space="preserve">教学组织课堂实践与操作训练——D3 概念驱动三阶创作</w:t>
             </w:r>
           </w:p>
           <w:p>
@@ -2112,51 +2112,51 @@
                 <w:kern w:val="0"/>
                 <w:sz w:val="24"/>
               </w:rPr>
-              <w:t xml:space="preserve">【教学方法】概念回顾串联、AI 创作实操、作品审美研讨、沙箱协作调试</w:t>
-            </w:r>
-          </w:p>
-          <w:p>
-            <w:pPr>
-              <w:widowControl/>
-              <w:spacing w:line="400" w:lineRule="exact"/>
-              <w:jc w:val="left"/>
-              <w:rPr>
-                <w:rFonts w:ascii="FangSong_GB2312" w:eastAsia="FangSong_GB2312" w:hAnsi="FangSong_GB2312" w:cs="FangSong_GB2312"/>
-                <w:color w:val="000000"/>
-                <w:kern w:val="0"/>
-                <w:sz w:val="24"/>
-              </w:rPr>
-            </w:pPr>
-            <w:r>
-              <w:rPr>
-                <w:rFonts w:ascii="FangSong_GB2312" w:eastAsia="FangSong_GB2312" w:hAnsi="FangSong_GB2312" w:cs="FangSong_GB2312" w:hint="eastAsia"/>
-                <w:color w:val="000000"/>
-                <w:kern w:val="0"/>
-                <w:sz w:val="24"/>
-              </w:rPr>
-              <w:t xml:space="preserve">【时间安排】约120分钟（2.7实践学时）</w:t>
-            </w:r>
-          </w:p>
-          <w:p>
-            <w:pPr>
-              <w:widowControl/>
-              <w:spacing w:line="400" w:lineRule="exact"/>
-              <w:jc w:val="left"/>
-              <w:rPr>
-                <w:rFonts w:ascii="FangSong_GB2312" w:eastAsia="FangSong_GB2312" w:hAnsi="FangSong_GB2312" w:cs="FangSong_GB2312"/>
-                <w:color w:val="000000"/>
-                <w:kern w:val="0"/>
-                <w:sz w:val="24"/>
-              </w:rPr>
-            </w:pPr>
-            <w:r>
-              <w:rPr>
-                <w:rFonts w:ascii="FangSong_GB2312" w:eastAsia="FangSong_GB2312" w:hAnsi="FangSong_GB2312" w:cs="FangSong_GB2312" w:hint="eastAsia"/>
-                <w:color w:val="000000"/>
-                <w:kern w:val="0"/>
-                <w:sz w:val="24"/>
-              </w:rPr>
-              <w:t xml:space="preserve">【课堂思考】</w:t>
+              <w:t xml:space="preserve">教学方法概念回顾串联、AI 创作实操、作品审美研讨、沙箱协作调试</w:t>
+            </w:r>
+          </w:p>
+          <w:p>
+            <w:pPr>
+              <w:widowControl/>
+              <w:spacing w:line="400" w:lineRule="exact"/>
+              <w:jc w:val="left"/>
+              <w:rPr>
+                <w:rFonts w:ascii="FangSong_GB2312" w:eastAsia="FangSong_GB2312" w:hAnsi="FangSong_GB2312" w:cs="FangSong_GB2312"/>
+                <w:color w:val="000000"/>
+                <w:kern w:val="0"/>
+                <w:sz w:val="24"/>
+              </w:rPr>
+            </w:pPr>
+            <w:r>
+              <w:rPr>
+                <w:rFonts w:ascii="FangSong_GB2312" w:eastAsia="FangSong_GB2312" w:hAnsi="FangSong_GB2312" w:cs="FangSong_GB2312" w:hint="eastAsia"/>
+                <w:color w:val="000000"/>
+                <w:kern w:val="0"/>
+                <w:sz w:val="24"/>
+              </w:rPr>
+              <w:t xml:space="preserve">时间安排约120分钟（2.7实践学时）</w:t>
+            </w:r>
+          </w:p>
+          <w:p>
+            <w:pPr>
+              <w:widowControl/>
+              <w:spacing w:line="400" w:lineRule="exact"/>
+              <w:jc w:val="left"/>
+              <w:rPr>
+                <w:rFonts w:ascii="FangSong_GB2312" w:eastAsia="FangSong_GB2312" w:hAnsi="FangSong_GB2312" w:cs="FangSong_GB2312"/>
+                <w:color w:val="000000"/>
+                <w:kern w:val="0"/>
+                <w:sz w:val="24"/>
+              </w:rPr>
+            </w:pPr>
+            <w:r>
+              <w:rPr>
+                <w:rFonts w:ascii="FangSong_GB2312" w:eastAsia="FangSong_GB2312" w:hAnsi="FangSong_GB2312" w:cs="FangSong_GB2312" w:hint="eastAsia"/>
+                <w:color w:val="000000"/>
+                <w:kern w:val="0"/>
+                <w:sz w:val="24"/>
+              </w:rPr>
+              <w:t xml:space="preserve">课堂思考</w:t>
             </w:r>
           </w:p>
         </w:tc>
@@ -2268,7 +2268,7 @@
                 <w:kern w:val="0"/>
                 <w:sz w:val="24"/>
               </w:rPr>
-              <w:t xml:space="preserve">【教学组织】【知识凝练与教学反思】</w:t>
+              <w:t xml:space="preserve">教学组织知识凝练与教学反思</w:t>
             </w:r>
           </w:p>
           <w:p>
@@ -2356,29 +2356,29 @@
                 <w:kern w:val="0"/>
                 <w:sz w:val="24"/>
               </w:rPr>
-              <w:t xml:space="preserve">【时间安排】约15分钟（0.3实践学时）</w:t>
-            </w:r>
-          </w:p>
-          <w:p>
-            <w:pPr>
-              <w:widowControl/>
-              <w:spacing w:line="400" w:lineRule="exact"/>
-              <w:jc w:val="left"/>
-              <w:rPr>
-                <w:rFonts w:ascii="FangSong_GB2312" w:eastAsia="FangSong_GB2312" w:hAnsi="FangSong_GB2312" w:cs="FangSong_GB2312"/>
-                <w:color w:val="000000"/>
-                <w:kern w:val="0"/>
-                <w:sz w:val="24"/>
-              </w:rPr>
-            </w:pPr>
-            <w:r>
-              <w:rPr>
-                <w:rFonts w:ascii="FangSong_GB2312" w:eastAsia="FangSong_GB2312" w:hAnsi="FangSong_GB2312" w:cs="FangSong_GB2312" w:hint="eastAsia"/>
-                <w:color w:val="000000"/>
-                <w:kern w:val="0"/>
-                <w:sz w:val="24"/>
-              </w:rPr>
-              <w:t xml:space="preserve">【课程回顾与反思】</w:t>
+              <w:t xml:space="preserve">时间安排约15分钟（0.3实践学时）</w:t>
+            </w:r>
+          </w:p>
+          <w:p>
+            <w:pPr>
+              <w:widowControl/>
+              <w:spacing w:line="400" w:lineRule="exact"/>
+              <w:jc w:val="left"/>
+              <w:rPr>
+                <w:rFonts w:ascii="FangSong_GB2312" w:eastAsia="FangSong_GB2312" w:hAnsi="FangSong_GB2312" w:cs="FangSong_GB2312"/>
+                <w:color w:val="000000"/>
+                <w:kern w:val="0"/>
+                <w:sz w:val="24"/>
+              </w:rPr>
+            </w:pPr>
+            <w:r>
+              <w:rPr>
+                <w:rFonts w:ascii="FangSong_GB2312" w:eastAsia="FangSong_GB2312" w:hAnsi="FangSong_GB2312" w:cs="FangSong_GB2312" w:hint="eastAsia"/>
+                <w:color w:val="000000"/>
+                <w:kern w:val="0"/>
+                <w:sz w:val="24"/>
+              </w:rPr>
+              <w:t xml:space="preserve">课程回顾与反思</w:t>
             </w:r>
           </w:p>
         </w:tc>
